--- a/examples/change_point/doc/16-plot-ensemble-har_plot_ensemble.docx
+++ b/examples/change_point/doc/16-plot-ensemble-har_plot_ensemble.docx
@@ -323,7 +323,7 @@
               <a:graphicData uri="http://schemas.openxmlformats.org/drawingml/2006/picture">
                 <pic:pic>
                   <pic:nvPicPr>
-                    <pic:cNvPr descr="C:\Git\dal\harbinger\examples\change_point\doc\16-plot-ensemble-har_plot_ensemble_files/4f4ce4687c1c53204a4ba0018184fb17fe4ee490.png" id="11" name="Picture"/>
+                    <pic:cNvPr descr="/home/gpca/harbinger/examples/change_point/doc/16-plot-ensemble-har_plot_ensemble_files/80010e185589bcb5d748341f672eea0411b2b1d4.png" id="11" name="Picture"/>
                     <pic:cNvPicPr>
                       <a:picLocks noChangeArrowheads="1" noChangeAspect="1"/>
                     </pic:cNvPicPr>
@@ -399,7 +399,7 @@
               <a:graphicData uri="http://schemas.openxmlformats.org/drawingml/2006/picture">
                 <pic:pic>
                   <pic:nvPicPr>
-                    <pic:cNvPr descr="C:\Git\dal\harbinger\examples\change_point\doc\16-plot-ensemble-har_plot_ensemble_files/5db752dab7bbaffe2d08be1e21d929d5b359cdb3.png" id="14" name="Picture"/>
+                    <pic:cNvPr descr="/home/gpca/harbinger/examples/change_point/doc/16-plot-ensemble-har_plot_ensemble_files/f462aca16e7be933ee3d808d43d4d6788e1eabe1.png" id="14" name="Picture"/>
                     <pic:cNvPicPr>
                       <a:picLocks noChangeArrowheads="1" noChangeAspect="1"/>
                     </pic:cNvPicPr>

--- a/examples/change_point/doc/16-plot-ensemble-har_plot_ensemble.docx
+++ b/examples/change_point/doc/16-plot-ensemble-har_plot_ensemble.docx
@@ -323,7 +323,7 @@
               <a:graphicData uri="http://schemas.openxmlformats.org/drawingml/2006/picture">
                 <pic:pic>
                   <pic:nvPicPr>
-                    <pic:cNvPr descr="/home/gpca/harbinger/examples/change_point/doc/16-plot-ensemble-har_plot_ensemble_files/80010e185589bcb5d748341f672eea0411b2b1d4.png" id="11" name="Picture"/>
+                    <pic:cNvPr descr="C:\Git\dal\harbinger\examples\change_point\doc\16-plot-ensemble-har_plot_ensemble_files/6a1473f6568cdc5f615be95146a6ce888052038d.png" id="11" name="Picture"/>
                     <pic:cNvPicPr>
                       <a:picLocks noChangeArrowheads="1" noChangeAspect="1"/>
                     </pic:cNvPicPr>
@@ -399,7 +399,7 @@
               <a:graphicData uri="http://schemas.openxmlformats.org/drawingml/2006/picture">
                 <pic:pic>
                   <pic:nvPicPr>
-                    <pic:cNvPr descr="/home/gpca/harbinger/examples/change_point/doc/16-plot-ensemble-har_plot_ensemble_files/f462aca16e7be933ee3d808d43d4d6788e1eabe1.png" id="14" name="Picture"/>
+                    <pic:cNvPr descr="C:\Git\dal\harbinger\examples\change_point\doc\16-plot-ensemble-har_plot_ensemble_files/950b9b37052e882ac3c442027e38320c1b878951.png" id="14" name="Picture"/>
                     <pic:cNvPicPr>
                       <a:picLocks noChangeArrowheads="1" noChangeAspect="1"/>
                     </pic:cNvPicPr>

--- a/examples/change_point/doc/16-plot-ensemble-har_plot_ensemble.docx
+++ b/examples/change_point/doc/16-plot-ensemble-har_plot_ensemble.docx
@@ -323,7 +323,7 @@
               <a:graphicData uri="http://schemas.openxmlformats.org/drawingml/2006/picture">
                 <pic:pic>
                   <pic:nvPicPr>
-                    <pic:cNvPr descr="C:\Git\dal\harbinger\examples\change_point\doc\16-plot-ensemble-har_plot_ensemble_files/6a1473f6568cdc5f615be95146a6ce888052038d.png" id="11" name="Picture"/>
+                    <pic:cNvPr descr="/home/gpca/harbinger/examples/change_point/doc/16-plot-ensemble-har_plot_ensemble_files/80010e185589bcb5d748341f672eea0411b2b1d4.png" id="11" name="Picture"/>
                     <pic:cNvPicPr>
                       <a:picLocks noChangeArrowheads="1" noChangeAspect="1"/>
                     </pic:cNvPicPr>
@@ -399,7 +399,7 @@
               <a:graphicData uri="http://schemas.openxmlformats.org/drawingml/2006/picture">
                 <pic:pic>
                   <pic:nvPicPr>
-                    <pic:cNvPr descr="C:\Git\dal\harbinger\examples\change_point\doc\16-plot-ensemble-har_plot_ensemble_files/950b9b37052e882ac3c442027e38320c1b878951.png" id="14" name="Picture"/>
+                    <pic:cNvPr descr="/home/gpca/harbinger/examples/change_point/doc/16-plot-ensemble-har_plot_ensemble_files/f462aca16e7be933ee3d808d43d4d6788e1eabe1.png" id="14" name="Picture"/>
                     <pic:cNvPicPr>
                       <a:picLocks noChangeArrowheads="1" noChangeAspect="1"/>
                     </pic:cNvPicPr>

--- a/examples/change_point/doc/16-plot-ensemble-har_plot_ensemble.docx
+++ b/examples/change_point/doc/16-plot-ensemble-har_plot_ensemble.docx
@@ -2,31 +2,212 @@
 <file path=word/document.xml><?xml version="1.0" encoding="utf-8"?>
 <w:document xmlns:w="http://schemas.openxmlformats.org/wordprocessingml/2006/main" xmlns:m="http://schemas.openxmlformats.org/officeDocument/2006/math" xmlns:r="http://schemas.openxmlformats.org/officeDocument/2006/relationships" xmlns:o="urn:schemas-microsoft-com:office:office" xmlns:v="urn:schemas-microsoft-com:vml" xmlns:w10="urn:schemas-microsoft-com:office:word" xmlns:a="http://schemas.openxmlformats.org/drawingml/2006/main" xmlns:pic="http://schemas.openxmlformats.org/drawingml/2006/picture" xmlns:wp="http://schemas.openxmlformats.org/drawingml/2006/wordprocessingDrawing">
   <w:body>
+    <w:bookmarkStart w:id="9" w:name="objective"/>
     <w:p>
       <w:pPr>
-        <w:pStyle w:val="Title"/>
-      </w:pPr>
-      <w:r>
-        <w:t xml:space="preserve">Ensemble plots with</w:t>
-      </w:r>
-      <w:r>
-        <w:t xml:space="preserve"> </w:t>
-      </w:r>
-      <w:r>
-        <w:rPr>
-          <w:rStyle w:val="VerbatimChar"/>
-        </w:rPr>
-        <w:t xml:space="preserve">har_ensemble_plot()</w:t>
+        <w:pStyle w:val="Heading2"/>
+      </w:pPr>
+      <w:r>
+        <w:t xml:space="preserve">Objective</w:t>
       </w:r>
     </w:p>
     <w:p>
       <w:pPr>
+        <w:pStyle w:val="FirstParagraph"/>
+      </w:pPr>
+      <w:r>
+        <w:t xml:space="preserve">This notebook focuses on the ensemble plotting functions. It uses the same</w:t>
+      </w:r>
+      <w:r>
+        <w:t xml:space="preserve"> </w:t>
+      </w:r>
+      <w:r>
+        <w:t xml:space="preserve">stronger fuzzy ensemble configuration as the previous example so the plots are</w:t>
+      </w:r>
+      <w:r>
+        <w:t xml:space="preserve"> </w:t>
+      </w:r>
+      <w:r>
+        <w:t xml:space="preserve">driven by detectors that behave better on the</w:t>
+      </w:r>
+      <w:r>
+        <w:t xml:space="preserve"> </w:t>
+      </w:r>
+      <w:r>
+        <w:rPr>
+          <w:rStyle w:val="VerbatimChar"/>
+        </w:rPr>
+        <w:t xml:space="preserve">simple</w:t>
+      </w:r>
+      <w:r>
+        <w:t xml:space="preserve"> </w:t>
+      </w:r>
+      <w:r>
+        <w:t xml:space="preserve">benchmark.</w:t>
+      </w:r>
+    </w:p>
+    <w:p>
+      <w:pPr>
+        <w:pStyle w:val="Compact"/>
+        <w:numPr>
+          <w:ilvl w:val="0"/>
+          <w:numId w:val="1001"/>
+        </w:numPr>
+      </w:pPr>
+      <w:r>
+        <w:t xml:space="preserve">load the simple change-point dataset</w:t>
+      </w:r>
+    </w:p>
+    <w:p>
+      <w:pPr>
+        <w:pStyle w:val="Compact"/>
+        <w:numPr>
+          <w:ilvl w:val="0"/>
+          <w:numId w:val="1001"/>
+        </w:numPr>
+      </w:pPr>
+      <w:r>
+        <w:t xml:space="preserve">fit the fuzzy ensemble</w:t>
+      </w:r>
+    </w:p>
+    <w:p>
+      <w:pPr>
+        <w:pStyle w:val="Compact"/>
+        <w:numPr>
+          <w:ilvl w:val="0"/>
+          <w:numId w:val="1001"/>
+        </w:numPr>
+      </w:pPr>
+      <w:r>
+        <w:t xml:space="preserve">inspect both the fused ensemble view and the per-model contribution view</w:t>
+      </w:r>
+    </w:p>
+    <w:bookmarkEnd w:id="9"/>
+    <w:bookmarkStart w:id="16" w:name="method-at-a-glance"/>
+    <w:p>
+      <w:pPr>
+        <w:pStyle w:val="Heading2"/>
+      </w:pPr>
+      <w:r>
+        <w:t xml:space="preserve">Method at a glance</w:t>
+      </w:r>
+    </w:p>
+    <w:p>
+      <w:pPr>
+        <w:pStyle w:val="FirstParagraph"/>
+      </w:pPr>
+      <w:r>
+        <w:rPr>
+          <w:rStyle w:val="VerbatimChar"/>
+        </w:rPr>
+        <w:t xml:space="preserve">har_ensemble_plot()</w:t>
+      </w:r>
+      <w:r>
+        <w:t xml:space="preserve"> </w:t>
+      </w:r>
+      <w:r>
+        <w:t xml:space="preserve">summarizes the fused detection score, while</w:t>
+      </w:r>
+      <w:r>
+        <w:t xml:space="preserve"> </w:t>
+      </w:r>
+      <w:r>
+        <w:rPr>
+          <w:rStyle w:val="VerbatimChar"/>
+        </w:rPr>
+        <w:t xml:space="preserve">har_ensemble_plot_models()</w:t>
+      </w:r>
+      <w:r>
+        <w:t xml:space="preserve"> </w:t>
+      </w:r>
+      <w:r>
+        <w:t xml:space="preserve">reveals how each base detector contributed to that</w:t>
+      </w:r>
+      <w:r>
+        <w:t xml:space="preserve"> </w:t>
+      </w:r>
+      <w:r>
+        <w:t xml:space="preserve">score around the candidate change region.</w:t>
+      </w:r>
+    </w:p>
+    <w:p>
+      <w:pPr>
         <w:pStyle w:val="SourceCode"/>
       </w:pPr>
       <w:r>
         <w:rPr>
+          <w:rStyle w:val="CommentTok"/>
+        </w:rPr>
+        <w:t xml:space="preserve"># Install Harbinger (if needed)</w:t>
+      </w:r>
+      <w:r>
+        <w:br/>
+      </w:r>
+      <w:r>
+        <w:rPr>
+          <w:rStyle w:val="CommentTok"/>
+        </w:rPr>
+        <w:t xml:space="preserve"># install.packages("harbinger")</w:t>
+      </w:r>
+    </w:p>
+    <w:p>
+      <w:pPr>
+        <w:pStyle w:val="SourceCode"/>
+      </w:pPr>
+      <w:r>
+        <w:rPr>
+          <w:rStyle w:val="CommentTok"/>
+        </w:rPr>
+        <w:t xml:space="preserve"># Load required packages</w:t>
+      </w:r>
+      <w:r>
+        <w:br/>
+      </w:r>
+      <w:r>
+        <w:rPr>
           <w:rStyle w:val="FunctionTok"/>
         </w:rPr>
+        <w:t xml:space="preserve">library</w:t>
+      </w:r>
+      <w:r>
+        <w:rPr>
+          <w:rStyle w:val="NormalTok"/>
+        </w:rPr>
+        <w:t xml:space="preserve">(daltoolbox)</w:t>
+      </w:r>
+      <w:r>
+        <w:br/>
+      </w:r>
+      <w:r>
+        <w:rPr>
+          <w:rStyle w:val="FunctionTok"/>
+        </w:rPr>
+        <w:t xml:space="preserve">library</w:t>
+      </w:r>
+      <w:r>
+        <w:rPr>
+          <w:rStyle w:val="NormalTok"/>
+        </w:rPr>
+        <w:t xml:space="preserve">(harbinger)</w:t>
+      </w:r>
+    </w:p>
+    <w:p>
+      <w:pPr>
+        <w:pStyle w:val="SourceCode"/>
+      </w:pPr>
+      <w:r>
+        <w:rPr>
+          <w:rStyle w:val="CommentTok"/>
+        </w:rPr>
+        <w:t xml:space="preserve"># Load example change-point datasets</w:t>
+      </w:r>
+      <w:r>
+        <w:br/>
+      </w:r>
+      <w:r>
+        <w:rPr>
+          <w:rStyle w:val="FunctionTok"/>
+        </w:rPr>
         <w:t xml:space="preserve">data</w:t>
       </w:r>
       <w:r>
@@ -35,6 +216,17 @@
         </w:rPr>
         <w:t xml:space="preserve">(examples_changepoints)</w:t>
       </w:r>
+    </w:p>
+    <w:p>
+      <w:pPr>
+        <w:pStyle w:val="SourceCode"/>
+      </w:pPr>
+      <w:r>
+        <w:rPr>
+          <w:rStyle w:val="CommentTok"/>
+        </w:rPr>
+        <w:t xml:space="preserve"># Select the simple dataset</w:t>
+      </w:r>
       <w:r>
         <w:br/>
       </w:r>
@@ -68,16 +260,188 @@
         </w:rPr>
         <w:t xml:space="preserve">simple</w:t>
       </w:r>
+    </w:p>
+    <w:p>
+      <w:pPr>
+        <w:pStyle w:val="SourceCode"/>
+      </w:pPr>
+      <w:r>
+        <w:rPr>
+          <w:rStyle w:val="CommentTok"/>
+        </w:rPr>
+        <w:t xml:space="preserve"># Configure the same stronger ensemble used in the previous notebook</w:t>
+      </w:r>
       <w:r>
         <w:br/>
       </w:r>
       <w:r>
+        <w:rPr>
+          <w:rStyle w:val="NormalTok"/>
+        </w:rPr>
+        <w:t xml:space="preserve">model </w:t>
+      </w:r>
+      <w:r>
+        <w:rPr>
+          <w:rStyle w:val="OtherTok"/>
+        </w:rPr>
+        <w:t xml:space="preserve">&lt;-</w:t>
+      </w:r>
+      <w:r>
+        <w:rPr>
+          <w:rStyle w:val="NormalTok"/>
+        </w:rPr>
+        <w:t xml:space="preserve"> </w:t>
+      </w:r>
+      <w:r>
+        <w:rPr>
+          <w:rStyle w:val="FunctionTok"/>
+        </w:rPr>
+        <w:t xml:space="preserve">har_ensemble_fuzzy</w:t>
+      </w:r>
+      <w:r>
+        <w:rPr>
+          <w:rStyle w:val="NormalTok"/>
+        </w:rPr>
+        <w:t xml:space="preserve">(</w:t>
+      </w:r>
+      <w:r>
         <w:br/>
       </w:r>
       <w:r>
         <w:rPr>
           <w:rStyle w:val="NormalTok"/>
         </w:rPr>
+        <w:t xml:space="preserve">  </w:t>
+      </w:r>
+      <w:r>
+        <w:rPr>
+          <w:rStyle w:val="FunctionTok"/>
+        </w:rPr>
+        <w:t xml:space="preserve">hcp_scp</w:t>
+      </w:r>
+      <w:r>
+        <w:rPr>
+          <w:rStyle w:val="NormalTok"/>
+        </w:rPr>
+        <w:t xml:space="preserve">(</w:t>
+      </w:r>
+      <w:r>
+        <w:rPr>
+          <w:rStyle w:val="AttributeTok"/>
+        </w:rPr>
+        <w:t xml:space="preserve">sw =</w:t>
+      </w:r>
+      <w:r>
+        <w:rPr>
+          <w:rStyle w:val="NormalTok"/>
+        </w:rPr>
+        <w:t xml:space="preserve"> </w:t>
+      </w:r>
+      <w:r>
+        <w:rPr>
+          <w:rStyle w:val="DecValTok"/>
+        </w:rPr>
+        <w:t xml:space="preserve">30</w:t>
+      </w:r>
+      <w:r>
+        <w:rPr>
+          <w:rStyle w:val="NormalTok"/>
+        </w:rPr>
+        <w:t xml:space="preserve">),</w:t>
+      </w:r>
+      <w:r>
+        <w:br/>
+      </w:r>
+      <w:r>
+        <w:rPr>
+          <w:rStyle w:val="NormalTok"/>
+        </w:rPr>
+        <w:t xml:space="preserve">  </w:t>
+      </w:r>
+      <w:r>
+        <w:rPr>
+          <w:rStyle w:val="FunctionTok"/>
+        </w:rPr>
+        <w:t xml:space="preserve">hcp_chow</w:t>
+      </w:r>
+      <w:r>
+        <w:rPr>
+          <w:rStyle w:val="NormalTok"/>
+        </w:rPr>
+        <w:t xml:space="preserve">(),</w:t>
+      </w:r>
+      <w:r>
+        <w:br/>
+      </w:r>
+      <w:r>
+        <w:rPr>
+          <w:rStyle w:val="NormalTok"/>
+        </w:rPr>
+        <w:t xml:space="preserve">  </w:t>
+      </w:r>
+      <w:r>
+        <w:rPr>
+          <w:rStyle w:val="FunctionTok"/>
+        </w:rPr>
+        <w:t xml:space="preserve">hcp_cf_arima</w:t>
+      </w:r>
+      <w:r>
+        <w:rPr>
+          <w:rStyle w:val="NormalTok"/>
+        </w:rPr>
+        <w:t xml:space="preserve">(</w:t>
+      </w:r>
+      <w:r>
+        <w:rPr>
+          <w:rStyle w:val="AttributeTok"/>
+        </w:rPr>
+        <w:t xml:space="preserve">sw_size =</w:t>
+      </w:r>
+      <w:r>
+        <w:rPr>
+          <w:rStyle w:val="NormalTok"/>
+        </w:rPr>
+        <w:t xml:space="preserve"> </w:t>
+      </w:r>
+      <w:r>
+        <w:rPr>
+          <w:rStyle w:val="DecValTok"/>
+        </w:rPr>
+        <w:t xml:space="preserve">10</w:t>
+      </w:r>
+      <w:r>
+        <w:rPr>
+          <w:rStyle w:val="NormalTok"/>
+        </w:rPr>
+        <w:t xml:space="preserve">)</w:t>
+      </w:r>
+      <w:r>
+        <w:br/>
+      </w:r>
+      <w:r>
+        <w:rPr>
+          <w:rStyle w:val="NormalTok"/>
+        </w:rPr>
+        <w:t xml:space="preserve">)</w:t>
+      </w:r>
+    </w:p>
+    <w:p>
+      <w:pPr>
+        <w:pStyle w:val="SourceCode"/>
+      </w:pPr>
+      <w:r>
+        <w:rPr>
+          <w:rStyle w:val="CommentTok"/>
+        </w:rPr>
+        <w:t xml:space="preserve"># Fit the ensemble and run detection</w:t>
+      </w:r>
+      <w:r>
+        <w:br/>
+      </w:r>
+      <w:r>
+        <w:rPr>
+          <w:rStyle w:val="NormalTok"/>
+        </w:rPr>
         <w:t xml:space="preserve">model </w:t>
       </w:r>
       <w:r>
@@ -96,64 +460,76 @@
         <w:rPr>
           <w:rStyle w:val="FunctionTok"/>
         </w:rPr>
-        <w:t xml:space="preserve">har_ensemble_fuzzy</w:t>
-      </w:r>
-      <w:r>
-        <w:rPr>
-          <w:rStyle w:val="NormalTok"/>
-        </w:rPr>
-        <w:t xml:space="preserve">(</w:t>
+        <w:t xml:space="preserve">fit</w:t>
+      </w:r>
+      <w:r>
+        <w:rPr>
+          <w:rStyle w:val="NormalTok"/>
+        </w:rPr>
+        <w:t xml:space="preserve">(model, dataset</w:t>
+      </w:r>
+      <w:r>
+        <w:rPr>
+          <w:rStyle w:val="SpecialCharTok"/>
+        </w:rPr>
+        <w:t xml:space="preserve">$</w:t>
+      </w:r>
+      <w:r>
+        <w:rPr>
+          <w:rStyle w:val="NormalTok"/>
+        </w:rPr>
+        <w:t xml:space="preserve">serie)</w:t>
+      </w:r>
+      <w:r>
+        <w:br/>
+      </w:r>
+      <w:r>
+        <w:rPr>
+          <w:rStyle w:val="NormalTok"/>
+        </w:rPr>
+        <w:t xml:space="preserve">detection </w:t>
+      </w:r>
+      <w:r>
+        <w:rPr>
+          <w:rStyle w:val="OtherTok"/>
+        </w:rPr>
+        <w:t xml:space="preserve">&lt;-</w:t>
+      </w:r>
+      <w:r>
+        <w:rPr>
+          <w:rStyle w:val="NormalTok"/>
+        </w:rPr>
+        <w:t xml:space="preserve"> </w:t>
       </w:r>
       <w:r>
         <w:rPr>
           <w:rStyle w:val="FunctionTok"/>
         </w:rPr>
-        <w:t xml:space="preserve">hcp_amoc</w:t>
-      </w:r>
-      <w:r>
-        <w:rPr>
-          <w:rStyle w:val="NormalTok"/>
-        </w:rPr>
-        <w:t xml:space="preserve">(), </w:t>
-      </w:r>
-      <w:r>
-        <w:rPr>
-          <w:rStyle w:val="FunctionTok"/>
-        </w:rPr>
-        <w:t xml:space="preserve">hcp_pelt</w:t>
-      </w:r>
-      <w:r>
-        <w:rPr>
-          <w:rStyle w:val="NormalTok"/>
-        </w:rPr>
-        <w:t xml:space="preserve">(), </w:t>
-      </w:r>
-      <w:r>
-        <w:rPr>
-          <w:rStyle w:val="FunctionTok"/>
-        </w:rPr>
-        <w:t xml:space="preserve">hcp_cf_lr</w:t>
-      </w:r>
-      <w:r>
-        <w:rPr>
-          <w:rStyle w:val="NormalTok"/>
-        </w:rPr>
-        <w:t xml:space="preserve">())</w:t>
-      </w:r>
-      <w:r>
-        <w:br/>
-      </w:r>
-      <w:r>
-        <w:rPr>
-          <w:rStyle w:val="NormalTok"/>
-        </w:rPr>
-        <w:t xml:space="preserve">model </w:t>
-      </w:r>
-      <w:r>
-        <w:rPr>
-          <w:rStyle w:val="OtherTok"/>
-        </w:rPr>
-        <w:t xml:space="preserve">&lt;-</w:t>
+        <w:t xml:space="preserve">detect</w:t>
+      </w:r>
+      <w:r>
+        <w:rPr>
+          <w:rStyle w:val="NormalTok"/>
+        </w:rPr>
+        <w:t xml:space="preserve">(model, dataset</w:t>
+      </w:r>
+      <w:r>
+        <w:rPr>
+          <w:rStyle w:val="SpecialCharTok"/>
+        </w:rPr>
+        <w:t xml:space="preserve">$</w:t>
+      </w:r>
+      <w:r>
+        <w:rPr>
+          <w:rStyle w:val="NormalTok"/>
+        </w:rPr>
+        <w:t xml:space="preserve">serie, </w:t>
+      </w:r>
+      <w:r>
+        <w:rPr>
+          <w:rStyle w:val="AttributeTok"/>
+        </w:rPr>
+        <w:t xml:space="preserve">time_tolerance =</w:t>
       </w:r>
       <w:r>
         <w:rPr>
@@ -163,42 +539,21 @@
       </w:r>
       <w:r>
         <w:rPr>
-          <w:rStyle w:val="FunctionTok"/>
-        </w:rPr>
-        <w:t xml:space="preserve">fit</w:t>
-      </w:r>
-      <w:r>
-        <w:rPr>
-          <w:rStyle w:val="NormalTok"/>
-        </w:rPr>
-        <w:t xml:space="preserve">(model, dataset</w:t>
-      </w:r>
-      <w:r>
-        <w:rPr>
-          <w:rStyle w:val="SpecialCharTok"/>
-        </w:rPr>
-        <w:t xml:space="preserve">$</w:t>
-      </w:r>
-      <w:r>
-        <w:rPr>
-          <w:rStyle w:val="NormalTok"/>
-        </w:rPr>
-        <w:t xml:space="preserve">serie)</w:t>
-      </w:r>
-      <w:r>
-        <w:br/>
-      </w:r>
-      <w:r>
-        <w:rPr>
-          <w:rStyle w:val="NormalTok"/>
-        </w:rPr>
-        <w:t xml:space="preserve">detection </w:t>
-      </w:r>
-      <w:r>
-        <w:rPr>
-          <w:rStyle w:val="OtherTok"/>
-        </w:rPr>
-        <w:t xml:space="preserve">&lt;-</w:t>
+          <w:rStyle w:val="DecValTok"/>
+        </w:rPr>
+        <w:t xml:space="preserve">8</w:t>
+      </w:r>
+      <w:r>
+        <w:rPr>
+          <w:rStyle w:val="NormalTok"/>
+        </w:rPr>
+        <w:t xml:space="preserve">, </w:t>
+      </w:r>
+      <w:r>
+        <w:rPr>
+          <w:rStyle w:val="AttributeTok"/>
+        </w:rPr>
+        <w:t xml:space="preserve">use_nms =</w:t>
       </w:r>
       <w:r>
         <w:rPr>
@@ -208,66 +563,6 @@
       </w:r>
       <w:r>
         <w:rPr>
-          <w:rStyle w:val="FunctionTok"/>
-        </w:rPr>
-        <w:t xml:space="preserve">detect</w:t>
-      </w:r>
-      <w:r>
-        <w:rPr>
-          <w:rStyle w:val="NormalTok"/>
-        </w:rPr>
-        <w:t xml:space="preserve">(model, dataset</w:t>
-      </w:r>
-      <w:r>
-        <w:rPr>
-          <w:rStyle w:val="SpecialCharTok"/>
-        </w:rPr>
-        <w:t xml:space="preserve">$</w:t>
-      </w:r>
-      <w:r>
-        <w:rPr>
-          <w:rStyle w:val="NormalTok"/>
-        </w:rPr>
-        <w:t xml:space="preserve">serie, </w:t>
-      </w:r>
-      <w:r>
-        <w:rPr>
-          <w:rStyle w:val="AttributeTok"/>
-        </w:rPr>
-        <w:t xml:space="preserve">time_tolerance =</w:t>
-      </w:r>
-      <w:r>
-        <w:rPr>
-          <w:rStyle w:val="NormalTok"/>
-        </w:rPr>
-        <w:t xml:space="preserve"> </w:t>
-      </w:r>
-      <w:r>
-        <w:rPr>
-          <w:rStyle w:val="DecValTok"/>
-        </w:rPr>
-        <w:t xml:space="preserve">8</w:t>
-      </w:r>
-      <w:r>
-        <w:rPr>
-          <w:rStyle w:val="NormalTok"/>
-        </w:rPr>
-        <w:t xml:space="preserve">, </w:t>
-      </w:r>
-      <w:r>
-        <w:rPr>
-          <w:rStyle w:val="AttributeTok"/>
-        </w:rPr>
-        <w:t xml:space="preserve">use_nms =</w:t>
-      </w:r>
-      <w:r>
-        <w:rPr>
-          <w:rStyle w:val="NormalTok"/>
-        </w:rPr>
-        <w:t xml:space="preserve"> </w:t>
-      </w:r>
-      <w:r>
-        <w:rPr>
           <w:rStyle w:val="ConstantTok"/>
         </w:rPr>
         <w:t xml:space="preserve">TRUE</w:t>
@@ -278,8 +573,16 @@
         </w:rPr>
         <w:t xml:space="preserve">)</w:t>
       </w:r>
-      <w:r>
-        <w:br/>
+    </w:p>
+    <w:p>
+      <w:pPr>
+        <w:pStyle w:val="SourceCode"/>
+      </w:pPr>
+      <w:r>
+        <w:rPr>
+          <w:rStyle w:val="CommentTok"/>
+        </w:rPr>
+        <w:t xml:space="preserve"># Plot the fused ensemble score</w:t>
       </w:r>
       <w:r>
         <w:br/>
@@ -318,18 +621,18 @@
           <wp:inline>
             <wp:extent cx="4620126" cy="3696101"/>
             <wp:effectExtent b="0" l="0" r="0" t="0"/>
-            <wp:docPr descr="" title="" id="10" name="Picture"/>
+            <wp:docPr descr="" title="" id="11" name="Picture"/>
             <a:graphic>
               <a:graphicData uri="http://schemas.openxmlformats.org/drawingml/2006/picture">
                 <pic:pic>
                   <pic:nvPicPr>
-                    <pic:cNvPr descr="/home/gpca/harbinger/examples/change_point/doc/16-plot-ensemble-har_plot_ensemble_files/80010e185589bcb5d748341f672eea0411b2b1d4.png" id="11" name="Picture"/>
+                    <pic:cNvPr descr="C:\Git\dal\harbinger\examples\change_point\doc\16-plot-ensemble-har_plot_ensemble_files/55c9863f11b00ed2259edd45e7a8eaeefdaaed48.png" id="12" name="Picture"/>
                     <pic:cNvPicPr>
                       <a:picLocks noChangeArrowheads="1" noChangeAspect="1"/>
                     </pic:cNvPicPr>
                   </pic:nvPicPr>
                   <pic:blipFill>
-                    <a:blip r:embed="rId9"/>
+                    <a:blip r:embed="rId10"/>
                     <a:stretch>
                       <a:fillRect/>
                     </a:stretch>
@@ -362,6 +665,15 @@
       </w:pPr>
       <w:r>
         <w:rPr>
+          <w:rStyle w:val="CommentTok"/>
+        </w:rPr>
+        <w:t xml:space="preserve"># Plot the contribution of each base detector</w:t>
+      </w:r>
+      <w:r>
+        <w:br/>
+      </w:r>
+      <w:r>
+        <w:rPr>
           <w:rStyle w:val="FunctionTok"/>
         </w:rPr>
         <w:t xml:space="preserve">har_ensemble_plot_models</w:t>
@@ -394,18 +706,18 @@
           <wp:inline>
             <wp:extent cx="4620126" cy="3696101"/>
             <wp:effectExtent b="0" l="0" r="0" t="0"/>
-            <wp:docPr descr="" title="" id="13" name="Picture"/>
+            <wp:docPr descr="" title="" id="14" name="Picture"/>
             <a:graphic>
               <a:graphicData uri="http://schemas.openxmlformats.org/drawingml/2006/picture">
                 <pic:pic>
                   <pic:nvPicPr>
-                    <pic:cNvPr descr="/home/gpca/harbinger/examples/change_point/doc/16-plot-ensemble-har_plot_ensemble_files/f462aca16e7be933ee3d808d43d4d6788e1eabe1.png" id="14" name="Picture"/>
+                    <pic:cNvPr descr="C:\Git\dal\harbinger\examples\change_point\doc\16-plot-ensemble-har_plot_ensemble_files/0fd5b363ff22a96be757f66a71d4946644afe72e.png" id="15" name="Picture"/>
                     <pic:cNvPicPr>
                       <a:picLocks noChangeArrowheads="1" noChangeAspect="1"/>
                     </pic:cNvPicPr>
                   </pic:nvPicPr>
                   <pic:blipFill>
-                    <a:blip r:embed="rId12"/>
+                    <a:blip r:embed="rId13"/>
                     <a:stretch>
                       <a:fillRect/>
                     </a:stretch>
@@ -432,6 +744,7 @@
         </w:drawing>
       </w:r>
     </w:p>
+    <w:bookmarkEnd w:id="16"/>
     <w:sectPr>
       <w:footnotePr>
         <w:numRestart w:val="eachSect"/>
@@ -542,8 +855,114 @@
       </w:pPr>
     </w:lvl>
   </w:abstractNum>
+  <w:abstractNum w:abstractNumId="991">
+    <w:nsid w:val="0000A991"/>
+    <w:multiLevelType w:val="multilevel"/>
+    <w:lvl w:ilvl="0">
+      <w:numFmt w:val="bullet"/>
+      <w:lvlText w:val=""/>
+      <w:lvlJc w:val="left"/>
+      <w:pPr>
+        <w:ind w:left="720" w:hanging="360"/>
+      </w:pPr>
+      <w:rPr>
+        <w:rFonts w:ascii="Symbol" w:hAnsi="Symbol" w:cs="Symbol" w:hint="default"/>
+      </w:rPr>
+    </w:lvl>
+    <w:lvl w:ilvl="1">
+      <w:numFmt w:val="bullet"/>
+      <w:lvlText w:val="o"/>
+      <w:lvlJc w:val="left"/>
+      <w:pPr>
+        <w:ind w:left="1440" w:hanging="360"/>
+      </w:pPr>
+      <w:rPr>
+        <w:rFonts w:ascii="Courier New" w:hAnsi="Courier New" w:cs="Courier New" w:hint="default"/>
+      </w:rPr>
+    </w:lvl>
+    <w:lvl w:ilvl="2">
+      <w:numFmt w:val="bullet"/>
+      <w:lvlText w:val=""/>
+      <w:lvlJc w:val="left"/>
+      <w:pPr>
+        <w:ind w:left="2160" w:hanging="360"/>
+      </w:pPr>
+      <w:rPr>
+        <w:rFonts w:ascii="Wingdings" w:hAnsi="Wingdings" w:cs="Wingdings" w:hint="default"/>
+      </w:rPr>
+    </w:lvl>
+    <w:lvl w:ilvl="3">
+      <w:numFmt w:val="bullet"/>
+      <w:lvlText w:val=""/>
+      <w:lvlJc w:val="left"/>
+      <w:pPr>
+        <w:ind w:left="2880" w:hanging="360"/>
+      </w:pPr>
+      <w:rPr>
+        <w:rFonts w:ascii="Symbol" w:hAnsi="Symbol" w:cs="Symbol" w:hint="default"/>
+      </w:rPr>
+    </w:lvl>
+    <w:lvl w:ilvl="4">
+      <w:numFmt w:val="bullet"/>
+      <w:lvlText w:val="o"/>
+      <w:lvlJc w:val="left"/>
+      <w:pPr>
+        <w:ind w:left="3600" w:hanging="360"/>
+      </w:pPr>
+      <w:rPr>
+        <w:rFonts w:ascii="Courier New" w:hAnsi="Courier New" w:cs="Courier New" w:hint="default"/>
+      </w:rPr>
+    </w:lvl>
+    <w:lvl w:ilvl="5">
+      <w:numFmt w:val="bullet"/>
+      <w:lvlText w:val=""/>
+      <w:lvlJc w:val="left"/>
+      <w:pPr>
+        <w:ind w:left="4320" w:hanging="360"/>
+      </w:pPr>
+      <w:rPr>
+        <w:rFonts w:ascii="Wingdings" w:hAnsi="Wingdings" w:cs="Wingdings" w:hint="default"/>
+      </w:rPr>
+    </w:lvl>
+    <w:lvl w:ilvl="6">
+      <w:numFmt w:val="bullet"/>
+      <w:lvlText w:val=""/>
+      <w:lvlJc w:val="left"/>
+      <w:pPr>
+        <w:ind w:left="5040" w:hanging="360"/>
+      </w:pPr>
+      <w:rPr>
+        <w:rFonts w:ascii="Symbol" w:hAnsi="Symbol" w:cs="Symbol" w:hint="default"/>
+      </w:rPr>
+    </w:lvl>
+    <w:lvl w:ilvl="7">
+      <w:numFmt w:val="bullet"/>
+      <w:lvlText w:val="o"/>
+      <w:lvlJc w:val="left"/>
+      <w:pPr>
+        <w:ind w:left="5760" w:hanging="360"/>
+      </w:pPr>
+      <w:rPr>
+        <w:rFonts w:ascii="Courier New" w:hAnsi="Courier New" w:cs="Courier New" w:hint="default"/>
+      </w:rPr>
+    </w:lvl>
+    <w:lvl w:ilvl="8">
+      <w:numFmt w:val="bullet"/>
+      <w:lvlText w:val=""/>
+      <w:lvlJc w:val="left"/>
+      <w:pPr>
+        <w:ind w:left="6480" w:hanging="360"/>
+      </w:pPr>
+      <w:rPr>
+        <w:rFonts w:ascii="Wingdings" w:hAnsi="Wingdings" w:cs="Wingdings" w:hint="default"/>
+      </w:rPr>
+    </w:lvl>
+  </w:abstractNum>
   <w:num w:numId="1000">
     <w:abstractNumId w:val="990"/>
+  </w:num>
+  <w:num w:numId="1001">
+    <w:abstractNumId w:val="991"/>
   </w:num>
 </w:numbering>
 </file>

--- a/examples/change_point/doc/16-plot-ensemble-har_plot_ensemble.docx
+++ b/examples/change_point/doc/16-plot-ensemble-har_plot_ensemble.docx
@@ -626,7 +626,7 @@
               <a:graphicData uri="http://schemas.openxmlformats.org/drawingml/2006/picture">
                 <pic:pic>
                   <pic:nvPicPr>
-                    <pic:cNvPr descr="C:\Git\dal\harbinger\examples\change_point\doc\16-plot-ensemble-har_plot_ensemble_files/55c9863f11b00ed2259edd45e7a8eaeefdaaed48.png" id="12" name="Picture"/>
+                    <pic:cNvPr descr="/home/gpca/harbinger/examples/change_point/doc/16-plot-ensemble-har_plot_ensemble_files/0396f8686c4b70cad6a2a0023627a989819d8d00.png" id="12" name="Picture"/>
                     <pic:cNvPicPr>
                       <a:picLocks noChangeArrowheads="1" noChangeAspect="1"/>
                     </pic:cNvPicPr>
@@ -711,7 +711,7 @@
               <a:graphicData uri="http://schemas.openxmlformats.org/drawingml/2006/picture">
                 <pic:pic>
                   <pic:nvPicPr>
-                    <pic:cNvPr descr="C:\Git\dal\harbinger\examples\change_point\doc\16-plot-ensemble-har_plot_ensemble_files/0fd5b363ff22a96be757f66a71d4946644afe72e.png" id="15" name="Picture"/>
+                    <pic:cNvPr descr="/home/gpca/harbinger/examples/change_point/doc/16-plot-ensemble-har_plot_ensemble_files/6c312e0e89c804e6ac8a1562d9ef0bf462d9d492.png" id="15" name="Picture"/>
                     <pic:cNvPicPr>
                       <a:picLocks noChangeArrowheads="1" noChangeAspect="1"/>
                     </pic:cNvPicPr>

--- a/examples/change_point/doc/16-plot-ensemble-har_plot_ensemble.docx
+++ b/examples/change_point/doc/16-plot-ensemble-har_plot_ensemble.docx
@@ -22,13 +22,13 @@
         <w:t xml:space="preserve"> </w:t>
       </w:r>
       <w:r>
-        <w:t xml:space="preserve">stronger fuzzy ensemble configuration as the previous example so the plots are</w:t>
+        <w:t xml:space="preserve">fuzzy ensemble configuration as the previous example so the plots stay aligned</w:t>
       </w:r>
       <w:r>
         <w:t xml:space="preserve"> </w:t>
       </w:r>
       <w:r>
-        <w:t xml:space="preserve">driven by detectors that behave better on the</w:t>
+        <w:t xml:space="preserve">with the shared</w:t>
       </w:r>
       <w:r>
         <w:t xml:space="preserve"> </w:t>
@@ -37,13 +37,13 @@
         <w:rPr>
           <w:rStyle w:val="VerbatimChar"/>
         </w:rPr>
-        <w:t xml:space="preserve">simple</w:t>
+        <w:t xml:space="preserve">complex</w:t>
       </w:r>
       <w:r>
         <w:t xml:space="preserve"> </w:t>
       </w:r>
       <w:r>
-        <w:t xml:space="preserve">benchmark.</w:t>
+        <w:t xml:space="preserve">benchmark used in this folder.</w:t>
       </w:r>
     </w:p>
     <w:p>
@@ -55,7 +55,7 @@
         </w:numPr>
       </w:pPr>
       <w:r>
-        <w:t xml:space="preserve">load the simple change-point dataset</w:t>
+        <w:t xml:space="preserve">load the same example change-point dataset used in the AMOC notebook</w:t>
       </w:r>
     </w:p>
     <w:p>
@@ -225,7 +225,7 @@
         <w:rPr>
           <w:rStyle w:val="CommentTok"/>
         </w:rPr>
-        <w:t xml:space="preserve"># Select the simple dataset</w:t>
+        <w:t xml:space="preserve"># Select the same dataset used in the AMOC example</w:t>
       </w:r>
       <w:r>
         <w:br/>
@@ -258,7 +258,7 @@
         <w:rPr>
           <w:rStyle w:val="NormalTok"/>
         </w:rPr>
-        <w:t xml:space="preserve">simple</w:t>
+        <w:t xml:space="preserve">complex</w:t>
       </w:r>
     </w:p>
     <w:p>
@@ -269,7 +269,7 @@
         <w:rPr>
           <w:rStyle w:val="CommentTok"/>
         </w:rPr>
-        <w:t xml:space="preserve"># Configure the same stronger ensemble used in the previous notebook</w:t>
+        <w:t xml:space="preserve"># Configure the same ensemble used in the previous notebook</w:t>
       </w:r>
       <w:r>
         <w:br/>
@@ -626,7 +626,7 @@
               <a:graphicData uri="http://schemas.openxmlformats.org/drawingml/2006/picture">
                 <pic:pic>
                   <pic:nvPicPr>
-                    <pic:cNvPr descr="/home/gpca/harbinger/examples/change_point/doc/16-plot-ensemble-har_plot_ensemble_files/0396f8686c4b70cad6a2a0023627a989819d8d00.png" id="12" name="Picture"/>
+                    <pic:cNvPr descr="/home/gpca/harbinger/examples/change_point/doc/16-plot-ensemble-har_plot_ensemble_files/a6f209a2f3b0896956c9bba2690995ae08bcd68b.png" id="12" name="Picture"/>
                     <pic:cNvPicPr>
                       <a:picLocks noChangeArrowheads="1" noChangeAspect="1"/>
                     </pic:cNvPicPr>
@@ -711,7 +711,7 @@
               <a:graphicData uri="http://schemas.openxmlformats.org/drawingml/2006/picture">
                 <pic:pic>
                   <pic:nvPicPr>
-                    <pic:cNvPr descr="/home/gpca/harbinger/examples/change_point/doc/16-plot-ensemble-har_plot_ensemble_files/6c312e0e89c804e6ac8a1562d9ef0bf462d9d492.png" id="15" name="Picture"/>
+                    <pic:cNvPr descr="/home/gpca/harbinger/examples/change_point/doc/16-plot-ensemble-har_plot_ensemble_files/932fa451d1843d4dd55aa4757722417487b6701c.png" id="15" name="Picture"/>
                     <pic:cNvPicPr>
                       <a:picLocks noChangeArrowheads="1" noChangeAspect="1"/>
                     </pic:cNvPicPr>

--- a/examples/change_point/doc/16-plot-ensemble-har_plot_ensemble.docx
+++ b/examples/change_point/doc/16-plot-ensemble-har_plot_ensemble.docx
@@ -136,6 +136,45 @@
       </w:pPr>
       <w:r>
         <w:rPr>
+          <w:rStyle w:val="FunctionTok"/>
+        </w:rPr>
+        <w:t xml:space="preserve">source</w:t>
+      </w:r>
+      <w:r>
+        <w:rPr>
+          <w:rStyle w:val="NormalTok"/>
+        </w:rPr>
+        <w:t xml:space="preserve">(</w:t>
+      </w:r>
+      <w:r>
+        <w:rPr>
+          <w:rStyle w:val="FunctionTok"/>
+        </w:rPr>
+        <w:t xml:space="preserve">url</w:t>
+      </w:r>
+      <w:r>
+        <w:rPr>
+          <w:rStyle w:val="NormalTok"/>
+        </w:rPr>
+        <w:t xml:space="preserve">(</w:t>
+      </w:r>
+      <w:r>
+        <w:rPr>
+          <w:rStyle w:val="StringTok"/>
+        </w:rPr>
+        <w:t xml:space="preserve">"https://raw.githubusercontent.com/cefet-rj-dal/harbinger/master/examples/seed.R"</w:t>
+      </w:r>
+      <w:r>
+        <w:rPr>
+          <w:rStyle w:val="NormalTok"/>
+        </w:rPr>
+        <w:t xml:space="preserve">))</w:t>
+      </w:r>
+      <w:r>
+        <w:br/>
+      </w:r>
+      <w:r>
+        <w:rPr>
           <w:rStyle w:val="CommentTok"/>
         </w:rPr>
         <w:t xml:space="preserve"># Install Harbinger (if needed)</w:t>
@@ -434,6 +473,21 @@
           <w:rStyle w:val="CommentTok"/>
         </w:rPr>
         <w:t xml:space="preserve"># Fit the ensemble and run detection</w:t>
+      </w:r>
+      <w:r>
+        <w:br/>
+      </w:r>
+      <w:r>
+        <w:rPr>
+          <w:rStyle w:val="FunctionTok"/>
+        </w:rPr>
+        <w:t xml:space="preserve">set_example_seed</w:t>
+      </w:r>
+      <w:r>
+        <w:rPr>
+          <w:rStyle w:val="NormalTok"/>
+        </w:rPr>
+        <w:t xml:space="preserve">()</w:t>
       </w:r>
       <w:r>
         <w:br/>
